--- a/mail-templates/DLG Letter 2 - Blessings.docx
+++ b/mail-templates/DLG Letter 2 - Blessings.docx
@@ -105,7 +105,7 @@
           <w:sz w:val="40"/>
           <w:szCs w:val="40"/>
         </w:rPr>
-        <w:t xml:space="preserve">Blessings, </w:t>
+        <w:t xml:space="preserve">Peace and blessings, </w:t>
       </w:r>
       <w:fldSimple w:instr="MERGEFIELD Greeting \* MERGEFORMAT">
         <w:r>
